--- a/DinnerActivities/Assets/PeopleBingo.docx
+++ b/DinnerActivities/Assets/PeopleBingo.docx
@@ -65,7 +65,19 @@
         <w:rPr>
           <w:rFonts w:ascii="Inter" w:hAnsi="Inter"/>
         </w:rPr>
-        <w:t xml:space="preserve">. Have them sign in the box and move on to the next person. </w:t>
+        <w:t xml:space="preserve">. Have them </w:t>
+      </w:r>
+      <w:r>
+        <w:rPr>
+          <w:rFonts w:ascii="Inter" w:hAnsi="Inter"/>
+        </w:rPr>
+        <w:t>SIGN THEIR NAME</w:t>
+      </w:r>
+      <w:r>
+        <w:rPr>
+          <w:rFonts w:ascii="Inter" w:hAnsi="Inter"/>
+        </w:rPr>
+        <w:t xml:space="preserve"> in the box and move on to the next person. </w:t>
       </w:r>
       <w:r>
         <w:rPr>
@@ -160,7 +172,7 @@
                 <w:sz w:val="28"/>
                 <w:szCs w:val="28"/>
               </w:rPr>
-              <w:t>Lives in Cuyahoga County</w:t>
+              <w:t>Name starts with the letter D</w:t>
             </w:r>
           </w:p>
         </w:tc>
@@ -333,15 +345,7 @@
                 <w:sz w:val="28"/>
                 <w:szCs w:val="28"/>
               </w:rPr>
-              <w:t xml:space="preserve">Loves </w:t>
-            </w:r>
-            <w:r>
-              <w:rPr>
-                <w:rFonts w:ascii="Inter" w:hAnsi="Inter"/>
-                <w:sz w:val="28"/>
-                <w:szCs w:val="28"/>
-              </w:rPr>
-              <w:t>to ski</w:t>
+              <w:t>Has seen the new Spider-Man movie</w:t>
             </w:r>
           </w:p>
         </w:tc>
@@ -470,7 +474,15 @@
                 <w:sz w:val="28"/>
                 <w:szCs w:val="28"/>
               </w:rPr>
-              <w:t>An instructor</w:t>
+              <w:t>Is a</w:t>
+            </w:r>
+            <w:r>
+              <w:rPr>
+                <w:rFonts w:ascii="Inter" w:hAnsi="Inter"/>
+                <w:sz w:val="28"/>
+                <w:szCs w:val="28"/>
+              </w:rPr>
+              <w:t>n instructor</w:t>
             </w:r>
           </w:p>
         </w:tc>
@@ -516,37 +528,11 @@
             <w:r>
               <w:rPr>
                 <w:rFonts w:ascii="Inter" w:hAnsi="Inter"/>
-                <w:b/>
-                <w:sz w:val="28"/>
-                <w:szCs w:val="28"/>
-              </w:rPr>
-              <w:t>Free Space</w:t>
-            </w:r>
-            <w:r>
-              <w:rPr>
-                <w:rFonts w:ascii="Inter" w:hAnsi="Inter"/>
-                <w:b/>
-                <w:sz w:val="28"/>
-                <w:szCs w:val="28"/>
-              </w:rPr>
-              <w:t>!</w:t>
-            </w:r>
-          </w:p>
-          <w:p>
-            <w:pPr>
-              <w:pStyle w:val="ListParagraph"/>
-              <w:numPr>
-                <w:ilvl w:val="0"/>
-                <w:numId w:val="1"/>
-              </w:numPr>
-              <w:jc w:val="center"/>
-              <w:rPr>
-                <w:rFonts w:ascii="Inter" w:hAnsi="Inter"/>
-                <w:b/>
-                <w:sz w:val="28"/>
-                <w:szCs w:val="28"/>
-              </w:rPr>
-            </w:pPr>
+                <w:sz w:val="28"/>
+                <w:szCs w:val="28"/>
+              </w:rPr>
+              <w:t>Someone you’ve never met before</w:t>
+            </w:r>
           </w:p>
         </w:tc>
         <w:tc>
@@ -569,7 +555,15 @@
                 <w:sz w:val="28"/>
                 <w:szCs w:val="28"/>
               </w:rPr>
-              <w:t>Is wearing red</w:t>
+              <w:t xml:space="preserve">Is wearing </w:t>
+            </w:r>
+            <w:r>
+              <w:rPr>
+                <w:rFonts w:ascii="Inter" w:hAnsi="Inter"/>
+                <w:sz w:val="28"/>
+                <w:szCs w:val="28"/>
+              </w:rPr>
+              <w:t>blue</w:t>
             </w:r>
           </w:p>
         </w:tc>
@@ -753,7 +747,7 @@
                 <w:sz w:val="28"/>
                 <w:szCs w:val="28"/>
               </w:rPr>
-              <w:t>Is an only child</w:t>
+              <w:t>Has one sibling</w:t>
             </w:r>
           </w:p>
         </w:tc>
@@ -806,7 +800,7 @@
                 <w:sz w:val="28"/>
                 <w:szCs w:val="28"/>
               </w:rPr>
-              <w:t>Is left-handed</w:t>
+              <w:t>Is the same height as you</w:t>
             </w:r>
           </w:p>
         </w:tc>
@@ -858,13 +852,23 @@
                 <w:szCs w:val="28"/>
               </w:rPr>
             </w:pPr>
-            <w:r>
-              <w:rPr>
-                <w:rFonts w:ascii="Inter" w:hAnsi="Inter"/>
-                <w:sz w:val="28"/>
-                <w:szCs w:val="28"/>
-              </w:rPr>
-              <w:t>Someone you’ve never met before</w:t>
+            <w:proofErr w:type="gramStart"/>
+            <w:r>
+              <w:rPr>
+                <w:rFonts w:ascii="Inter" w:hAnsi="Inter"/>
+                <w:sz w:val="28"/>
+                <w:szCs w:val="28"/>
+              </w:rPr>
+              <w:t>Plays</w:t>
+            </w:r>
+            <w:proofErr w:type="gramEnd"/>
+            <w:r>
+              <w:rPr>
+                <w:rFonts w:ascii="Inter" w:hAnsi="Inter"/>
+                <w:sz w:val="28"/>
+                <w:szCs w:val="28"/>
+              </w:rPr>
+              <w:t xml:space="preserve"> a sport</w:t>
             </w:r>
           </w:p>
         </w:tc>
@@ -906,23 +910,13 @@
                 <w:szCs w:val="28"/>
               </w:rPr>
             </w:pPr>
-            <w:proofErr w:type="gramStart"/>
-            <w:r>
-              <w:rPr>
-                <w:rFonts w:ascii="Inter" w:hAnsi="Inter"/>
-                <w:sz w:val="28"/>
-                <w:szCs w:val="28"/>
-              </w:rPr>
-              <w:t>Plays</w:t>
-            </w:r>
-            <w:proofErr w:type="gramEnd"/>
-            <w:r>
-              <w:rPr>
-                <w:rFonts w:ascii="Inter" w:hAnsi="Inter"/>
-                <w:sz w:val="28"/>
-                <w:szCs w:val="28"/>
-              </w:rPr>
-              <w:t xml:space="preserve"> a sport</w:t>
+            <w:r>
+              <w:rPr>
+                <w:rFonts w:ascii="Inter" w:hAnsi="Inter"/>
+                <w:sz w:val="28"/>
+                <w:szCs w:val="28"/>
+              </w:rPr>
+              <w:t>Has made a YouTube Video</w:t>
             </w:r>
           </w:p>
           <w:p>
@@ -938,6 +932,259 @@
         </w:tc>
       </w:tr>
     </w:tbl>
+    <w:p>
+      <w:pPr>
+        <w:jc w:val="center"/>
+        <w:rPr>
+          <w:rFonts w:ascii="Director" w:hAnsi="Director"/>
+          <w:b/>
+          <w:sz w:val="44"/>
+          <w:szCs w:val="32"/>
+        </w:rPr>
+      </w:pPr>
+    </w:p>
+    <w:p>
+      <w:pPr>
+        <w:jc w:val="center"/>
+        <w:rPr>
+          <w:rFonts w:ascii="Director" w:hAnsi="Director"/>
+          <w:b/>
+          <w:sz w:val="44"/>
+          <w:szCs w:val="32"/>
+        </w:rPr>
+      </w:pPr>
+    </w:p>
+    <w:p>
+      <w:pPr>
+        <w:jc w:val="center"/>
+        <w:rPr>
+          <w:rFonts w:ascii="Director" w:hAnsi="Director"/>
+          <w:b/>
+          <w:sz w:val="44"/>
+          <w:szCs w:val="32"/>
+        </w:rPr>
+      </w:pPr>
+    </w:p>
+    <w:p>
+      <w:pPr>
+        <w:jc w:val="center"/>
+        <w:rPr>
+          <w:rFonts w:ascii="Director" w:hAnsi="Director"/>
+          <w:b/>
+          <w:sz w:val="44"/>
+          <w:szCs w:val="32"/>
+        </w:rPr>
+      </w:pPr>
+    </w:p>
+    <w:p>
+      <w:pPr>
+        <w:jc w:val="center"/>
+        <w:rPr>
+          <w:rFonts w:ascii="Director" w:hAnsi="Director"/>
+          <w:b/>
+          <w:sz w:val="44"/>
+          <w:szCs w:val="32"/>
+        </w:rPr>
+      </w:pPr>
+    </w:p>
+    <w:p>
+      <w:pPr>
+        <w:jc w:val="center"/>
+        <w:rPr>
+          <w:rFonts w:ascii="Director" w:hAnsi="Director"/>
+          <w:b/>
+          <w:sz w:val="44"/>
+          <w:szCs w:val="32"/>
+        </w:rPr>
+      </w:pPr>
+    </w:p>
+    <w:p>
+      <w:pPr>
+        <w:jc w:val="center"/>
+        <w:rPr>
+          <w:rFonts w:ascii="Director" w:hAnsi="Director"/>
+          <w:b/>
+          <w:sz w:val="44"/>
+          <w:szCs w:val="32"/>
+        </w:rPr>
+      </w:pPr>
+    </w:p>
+    <w:p>
+      <w:pPr>
+        <w:jc w:val="center"/>
+        <w:rPr>
+          <w:rFonts w:ascii="Director" w:hAnsi="Director"/>
+          <w:b/>
+          <w:sz w:val="44"/>
+          <w:szCs w:val="32"/>
+        </w:rPr>
+      </w:pPr>
+    </w:p>
+    <w:p>
+      <w:pPr>
+        <w:jc w:val="center"/>
+        <w:rPr>
+          <w:rFonts w:ascii="Director" w:hAnsi="Director"/>
+          <w:b/>
+          <w:sz w:val="44"/>
+          <w:szCs w:val="32"/>
+        </w:rPr>
+      </w:pPr>
+    </w:p>
+    <w:p>
+      <w:pPr>
+        <w:jc w:val="center"/>
+        <w:rPr>
+          <w:rFonts w:ascii="Director" w:hAnsi="Director"/>
+          <w:b/>
+          <w:sz w:val="44"/>
+          <w:szCs w:val="32"/>
+        </w:rPr>
+      </w:pPr>
+    </w:p>
+    <w:p>
+      <w:pPr>
+        <w:jc w:val="center"/>
+        <w:rPr>
+          <w:rFonts w:ascii="Director" w:hAnsi="Director"/>
+          <w:b/>
+          <w:sz w:val="44"/>
+          <w:szCs w:val="32"/>
+        </w:rPr>
+      </w:pPr>
+    </w:p>
+    <w:p>
+      <w:pPr>
+        <w:jc w:val="center"/>
+        <w:rPr>
+          <w:rFonts w:ascii="Director" w:hAnsi="Director"/>
+          <w:b/>
+          <w:sz w:val="44"/>
+          <w:szCs w:val="32"/>
+        </w:rPr>
+      </w:pPr>
+    </w:p>
+    <w:p>
+      <w:pPr>
+        <w:jc w:val="center"/>
+        <w:rPr>
+          <w:rFonts w:ascii="Director" w:hAnsi="Director"/>
+          <w:b/>
+          <w:sz w:val="44"/>
+          <w:szCs w:val="32"/>
+        </w:rPr>
+      </w:pPr>
+    </w:p>
+    <w:p>
+      <w:pPr>
+        <w:jc w:val="center"/>
+        <w:rPr>
+          <w:rFonts w:ascii="Director" w:hAnsi="Director"/>
+          <w:b/>
+          <w:sz w:val="44"/>
+          <w:szCs w:val="32"/>
+        </w:rPr>
+      </w:pPr>
+    </w:p>
+    <w:p>
+      <w:pPr>
+        <w:jc w:val="center"/>
+        <w:rPr>
+          <w:rFonts w:ascii="Director" w:hAnsi="Director"/>
+          <w:b/>
+          <w:sz w:val="44"/>
+          <w:szCs w:val="32"/>
+        </w:rPr>
+      </w:pPr>
+    </w:p>
+    <w:p>
+      <w:pPr>
+        <w:jc w:val="center"/>
+        <w:rPr>
+          <w:rFonts w:ascii="Director" w:hAnsi="Director"/>
+          <w:b/>
+          <w:sz w:val="44"/>
+          <w:szCs w:val="32"/>
+        </w:rPr>
+      </w:pPr>
+    </w:p>
+    <w:p>
+      <w:pPr>
+        <w:jc w:val="center"/>
+        <w:rPr>
+          <w:rFonts w:ascii="Director" w:hAnsi="Director"/>
+          <w:b/>
+          <w:sz w:val="44"/>
+          <w:szCs w:val="32"/>
+        </w:rPr>
+      </w:pPr>
+    </w:p>
+    <w:p>
+      <w:pPr>
+        <w:jc w:val="center"/>
+        <w:rPr>
+          <w:rFonts w:ascii="Director" w:hAnsi="Director"/>
+          <w:b/>
+          <w:sz w:val="44"/>
+          <w:szCs w:val="32"/>
+        </w:rPr>
+      </w:pPr>
+    </w:p>
+    <w:p>
+      <w:pPr>
+        <w:jc w:val="center"/>
+        <w:rPr>
+          <w:rFonts w:ascii="Director" w:hAnsi="Director"/>
+          <w:b/>
+          <w:sz w:val="44"/>
+          <w:szCs w:val="32"/>
+        </w:rPr>
+      </w:pPr>
+    </w:p>
+    <w:p>
+      <w:pPr>
+        <w:jc w:val="center"/>
+        <w:rPr>
+          <w:rFonts w:ascii="Director" w:hAnsi="Director"/>
+          <w:b/>
+          <w:sz w:val="44"/>
+          <w:szCs w:val="32"/>
+        </w:rPr>
+      </w:pPr>
+    </w:p>
+    <w:p>
+      <w:pPr>
+        <w:jc w:val="center"/>
+        <w:rPr>
+          <w:rFonts w:ascii="Director" w:hAnsi="Director"/>
+          <w:b/>
+          <w:sz w:val="44"/>
+          <w:szCs w:val="32"/>
+        </w:rPr>
+      </w:pPr>
+    </w:p>
+    <w:p>
+      <w:pPr>
+        <w:jc w:val="center"/>
+        <w:rPr>
+          <w:rFonts w:ascii="Director" w:hAnsi="Director"/>
+          <w:b/>
+          <w:sz w:val="44"/>
+          <w:szCs w:val="32"/>
+        </w:rPr>
+      </w:pPr>
+    </w:p>
+    <w:p>
+      <w:pPr>
+        <w:jc w:val="center"/>
+        <w:rPr>
+          <w:rFonts w:ascii="Director" w:hAnsi="Director"/>
+          <w:b/>
+          <w:sz w:val="44"/>
+          <w:szCs w:val="32"/>
+        </w:rPr>
+      </w:pPr>
+    </w:p>
     <w:p>
       <w:pPr>
         <w:rPr>
@@ -1944,12 +2191,14 @@
 </file>
 
 <file path=customXml/item1.xml><?xml version="1.0" encoding="utf-8"?>
-<?mso-contentType ?>
-<FormTemplates xmlns="http://schemas.microsoft.com/sharepoint/v3/contenttype/forms">
-  <Display>DocumentLibraryForm</Display>
-  <Edit>DocumentLibraryForm</Edit>
-  <New>DocumentLibraryForm</New>
-</FormTemplates>
+<p:properties xmlns:p="http://schemas.microsoft.com/office/2006/metadata/properties" xmlns:xsi="http://www.w3.org/2001/XMLSchema-instance" xmlns:pc="http://schemas.microsoft.com/office/infopath/2007/PartnerControls">
+  <documentManagement>
+    <TaxCatchAll xmlns="626d6f74-6f56-4a04-b6db-0a6eb5d1571a" xsi:nil="true"/>
+    <lcf76f155ced4ddcb4097134ff3c332f xmlns="cbe5cd72-548b-4962-860b-1f9867a1d0df">
+      <Terms xmlns="http://schemas.microsoft.com/office/infopath/2007/PartnerControls"/>
+    </lcf76f155ced4ddcb4097134ff3c332f>
+  </documentManagement>
+</p:properties>
 </file>
 
 <file path=customXml/item2.xml><?xml version="1.0" encoding="utf-8"?>
@@ -2160,35 +2409,48 @@
 </file>
 
 <file path=customXml/item3.xml><?xml version="1.0" encoding="utf-8"?>
-<p:properties xmlns:p="http://schemas.microsoft.com/office/2006/metadata/properties" xmlns:xsi="http://www.w3.org/2001/XMLSchema-instance" xmlns:pc="http://schemas.microsoft.com/office/infopath/2007/PartnerControls">
-  <documentManagement>
-    <TaxCatchAll xmlns="626d6f74-6f56-4a04-b6db-0a6eb5d1571a" xsi:nil="true"/>
-    <lcf76f155ced4ddcb4097134ff3c332f xmlns="cbe5cd72-548b-4962-860b-1f9867a1d0df">
-      <Terms xmlns="http://schemas.microsoft.com/office/infopath/2007/PartnerControls"/>
-    </lcf76f155ced4ddcb4097134ff3c332f>
-  </documentManagement>
-</p:properties>
+<?mso-contentType ?>
+<FormTemplates xmlns="http://schemas.microsoft.com/sharepoint/v3/contenttype/forms">
+  <Display>DocumentLibraryForm</Display>
+  <Edit>DocumentLibraryForm</Edit>
+  <New>DocumentLibraryForm</New>
+</FormTemplates>
 </file>
 
 <file path=customXml/itemProps1.xml><?xml version="1.0" encoding="utf-8"?>
+<ds:datastoreItem xmlns:ds="http://schemas.openxmlformats.org/officeDocument/2006/customXml" ds:itemID="{B23C143A-A33D-47B4-8E9F-617B2E3C3B65}">
+  <ds:schemaRefs>
+    <ds:schemaRef ds:uri="http://schemas.microsoft.com/office/2006/metadata/properties"/>
+    <ds:schemaRef ds:uri="http://schemas.microsoft.com/office/infopath/2007/PartnerControls"/>
+    <ds:schemaRef ds:uri="626d6f74-6f56-4a04-b6db-0a6eb5d1571a"/>
+    <ds:schemaRef ds:uri="cbe5cd72-548b-4962-860b-1f9867a1d0df"/>
+  </ds:schemaRefs>
+</ds:datastoreItem>
+</file>
+
+<file path=customXml/itemProps2.xml><?xml version="1.0" encoding="utf-8"?>
+<ds:datastoreItem xmlns:ds="http://schemas.openxmlformats.org/officeDocument/2006/customXml" ds:itemID="{F2E85032-0977-42C0-A3DF-1E87921B2F03}">
+  <ds:schemaRefs>
+    <ds:schemaRef ds:uri="http://schemas.microsoft.com/office/2006/metadata/contentType"/>
+    <ds:schemaRef ds:uri="http://schemas.microsoft.com/office/2006/metadata/properties/metaAttributes"/>
+    <ds:schemaRef ds:uri="http://www.w3.org/2001/XMLSchema"/>
+    <ds:schemaRef ds:uri="http://schemas.microsoft.com/office/2006/metadata/properties"/>
+    <ds:schemaRef ds:uri="cbe5cd72-548b-4962-860b-1f9867a1d0df"/>
+    <ds:schemaRef ds:uri="626d6f74-6f56-4a04-b6db-0a6eb5d1571a"/>
+    <ds:schemaRef ds:uri="http://schemas.microsoft.com/office/2006/documentManagement/types"/>
+    <ds:schemaRef ds:uri="http://schemas.microsoft.com/office/infopath/2007/PartnerControls"/>
+    <ds:schemaRef ds:uri="http://schemas.openxmlformats.org/package/2006/metadata/core-properties"/>
+    <ds:schemaRef ds:uri="http://purl.org/dc/elements/1.1/"/>
+    <ds:schemaRef ds:uri="http://purl.org/dc/terms/"/>
+    <ds:schemaRef ds:uri="http://schemas.microsoft.com/internal/obd"/>
+  </ds:schemaRefs>
+</ds:datastoreItem>
+</file>
+
+<file path=customXml/itemProps3.xml><?xml version="1.0" encoding="utf-8"?>
 <ds:datastoreItem xmlns:ds="http://schemas.openxmlformats.org/officeDocument/2006/customXml" ds:itemID="{7D718FF7-F2D2-4B9B-B635-EC1C30C5A142}">
   <ds:schemaRefs>
     <ds:schemaRef ds:uri="http://schemas.microsoft.com/sharepoint/v3/contenttype/forms"/>
   </ds:schemaRefs>
 </ds:datastoreItem>
-</file>
-
-<file path=customXml/itemProps2.xml><?xml version="1.0" encoding="utf-8"?>
-<ds:datastoreItem xmlns:ds="http://schemas.openxmlformats.org/officeDocument/2006/customXml" ds:itemID="{F2E85032-0977-42C0-A3DF-1E87921B2F03}"/>
-</file>
-
-<file path=customXml/itemProps3.xml><?xml version="1.0" encoding="utf-8"?>
-<ds:datastoreItem xmlns:ds="http://schemas.openxmlformats.org/officeDocument/2006/customXml" ds:itemID="{B23C143A-A33D-47B4-8E9F-617B2E3C3B65}">
-  <ds:schemaRefs>
-    <ds:schemaRef ds:uri="http://schemas.microsoft.com/office/2006/metadata/properties"/>
-    <ds:schemaRef ds:uri="http://schemas.microsoft.com/office/infopath/2007/PartnerControls"/>
-    <ds:schemaRef ds:uri="192ce103-63e1-4bfc-a223-b437f4732470"/>
-    <ds:schemaRef ds:uri="85f25c69-f29c-4666-8734-2784a67134a3"/>
-  </ds:schemaRefs>
-</ds:datastoreItem>
 </file>